--- a/docs/Despre ImoGhid.docx
+++ b/docs/Despre ImoGhid.docx
@@ -184,7 +184,7 @@
           <w:szCs w:val="24"/>
           <w:rtl w:val="0"/>
         </w:rPr>
-        <w:t xml:space="preserve">ImoGhid este o platformă digitală creată pentru agenții imobiliari din Republica Moldova, care asistă pregătirea tranzacțiilor imobiliare: identifică obiectul în baza datelor cadastrale publice, analizează documentele, organizează dosarul tranzacției și ghidează agentul pas cu pas — de la verificarea obiectului până la lista de documente necesare.</w:t>
+        <w:t xml:space="preserve">ImoGhid este o platformă digitală creată pentru agenții imobiliari din Republica Moldova, care asistă pregătirea tranzacțiilor imobiliare: verifică obiectul după numărul cadastral, afișând sarcinile, interdicțiile și notările din sursa oficială (Registrul bunurilor imobile, prin Agenția de Guvernare Electronică), analizează documentele, organizează dosarul tranzacției și ghidează agentul pas cu pas — de la verificarea obiectului până la lista de documente necesare.</w:t>
       </w:r>
     </w:p>
     <w:p>
